--- a/IS-LA-436-Maćkowiak-Mikołaj.docx
+++ b/IS-LA-436-Maćkowiak-Mikołaj.docx
@@ -5201,6 +5201,52 @@
       </w:pPr>
       <w:r>
         <w:rPr/>
+        <w:drawing>
+          <wp:anchor distT="0" distB="0" distL="0" distR="0" simplePos="0" relativeHeight="41" behindDoc="0" locked="0" layoutInCell="0" allowOverlap="1">
+            <wp:simplePos x="0" y="0"/>
+            <wp:positionH relativeFrom="column">
+              <wp:align>center</wp:align>
+            </wp:positionH>
+            <wp:positionV relativeFrom="paragraph">
+              <wp:posOffset>635</wp:posOffset>
+            </wp:positionV>
+            <wp:extent cx="6645910" cy="5328920"/>
+            <wp:effectExtent l="0" t="0" r="0" b="0"/>
+            <wp:wrapSquare wrapText="largest"/>
+            <wp:docPr id="16" name="Obraz16"/>
+            <wp:cNvGraphicFramePr>
+              <a:graphicFrameLocks xmlns:a="http://schemas.openxmlformats.org/drawingml/2006/main" noChangeAspect="1"/>
+            </wp:cNvGraphicFramePr>
+            <a:graphic xmlns:a="http://schemas.openxmlformats.org/drawingml/2006/main">
+              <a:graphicData uri="http://schemas.openxmlformats.org/drawingml/2006/picture">
+                <pic:pic xmlns:pic="http://schemas.openxmlformats.org/drawingml/2006/picture">
+                  <pic:nvPicPr>
+                    <pic:cNvPr id="16" name="Obraz16"/>
+                    <pic:cNvPicPr>
+                      <a:picLocks noChangeAspect="1" noChangeArrowheads="1"/>
+                    </pic:cNvPicPr>
+                  </pic:nvPicPr>
+                  <pic:blipFill>
+                    <a:blip r:embed="rId24"/>
+                    <a:stretch>
+                      <a:fillRect/>
+                    </a:stretch>
+                  </pic:blipFill>
+                  <pic:spPr bwMode="auto">
+                    <a:xfrm>
+                      <a:off x="0" y="0"/>
+                      <a:ext cx="6645910" cy="5328920"/>
+                    </a:xfrm>
+                    <a:prstGeom prst="rect">
+                      <a:avLst/>
+                    </a:prstGeom>
+                    <a:noFill/>
+                  </pic:spPr>
+                </pic:pic>
+              </a:graphicData>
+            </a:graphic>
+          </wp:anchor>
+        </w:drawing>
       </w:r>
     </w:p>
     <w:p>
@@ -5238,11 +5284,7 @@
       </w:pPr>
       <w:r>
         <w:rPr/>
-        <w:t>…</w:t>
-      </w:r>
-      <w:r>
-        <w:rPr/>
-        <w:t>maksymalnie 4 zdania…</w:t>
+        <w:t>Pierwszy układ ma być w stylu matrix. Czarne tło zielony tekst z dosową czcionką.</w:t>
       </w:r>
     </w:p>
     <w:p>
@@ -5280,11 +5322,7 @@
       </w:pPr>
       <w:r>
         <w:rPr/>
-        <w:t>…</w:t>
-      </w:r>
-      <w:r>
-        <w:rPr/>
-        <w:t>maksymalnie 4 zdania…</w:t>
+        <w:t>Drugi układ to nowoczesny design technologiczny z futurystyczną czcionką.</w:t>
       </w:r>
     </w:p>
     <w:p>
@@ -5532,7 +5570,7 @@
           <wp:inline distT="0" distB="0" distL="0" distR="0">
             <wp:extent cx="899795" cy="899795"/>
             <wp:effectExtent l="0" t="0" r="0" b="0"/>
-            <wp:docPr id="16" name="Obraz 773477696"/>
+            <wp:docPr id="17" name="Obraz 773477696"/>
             <wp:cNvGraphicFramePr>
               <a:graphicFrameLocks xmlns:a="http://schemas.openxmlformats.org/drawingml/2006/main" noChangeAspect="1"/>
             </wp:cNvGraphicFramePr>
@@ -5540,13 +5578,13 @@
               <a:graphicData uri="http://schemas.openxmlformats.org/drawingml/2006/picture">
                 <pic:pic xmlns:pic="http://schemas.openxmlformats.org/drawingml/2006/picture">
                   <pic:nvPicPr>
-                    <pic:cNvPr id="16" name="Obraz 773477696"/>
+                    <pic:cNvPr id="17" name="Obraz 773477696"/>
                     <pic:cNvPicPr>
                       <a:picLocks noChangeAspect="1" noChangeArrowheads="1"/>
                     </pic:cNvPicPr>
                   </pic:nvPicPr>
                   <pic:blipFill>
-                    <a:blip r:embed="rId24"/>
+                    <a:blip r:embed="rId25"/>
                     <a:stretch>
                       <a:fillRect/>
                     </a:stretch>
@@ -5767,7 +5805,7 @@
           <wp:inline distT="0" distB="0" distL="0" distR="0">
             <wp:extent cx="4248150" cy="2432050"/>
             <wp:effectExtent l="0" t="0" r="0" b="0"/>
-            <wp:docPr id="17" name="Obraz 607062385"/>
+            <wp:docPr id="18" name="Obraz 607062385"/>
             <wp:cNvGraphicFramePr>
               <a:graphicFrameLocks xmlns:a="http://schemas.openxmlformats.org/drawingml/2006/main" noChangeAspect="1"/>
             </wp:cNvGraphicFramePr>
@@ -5775,13 +5813,13 @@
               <a:graphicData uri="http://schemas.openxmlformats.org/drawingml/2006/picture">
                 <pic:pic xmlns:pic="http://schemas.openxmlformats.org/drawingml/2006/picture">
                   <pic:nvPicPr>
-                    <pic:cNvPr id="17" name="Obraz 607062385"/>
+                    <pic:cNvPr id="18" name="Obraz 607062385"/>
                     <pic:cNvPicPr>
                       <a:picLocks noChangeAspect="1" noChangeArrowheads="1"/>
                     </pic:cNvPicPr>
                   </pic:nvPicPr>
                   <pic:blipFill>
-                    <a:blip r:embed="rId25"/>
+                    <a:blip r:embed="rId26"/>
                     <a:stretch>
                       <a:fillRect/>
                     </a:stretch>
@@ -5812,7 +5850,7 @@
           <wp:inline distT="0" distB="0" distL="0" distR="0">
             <wp:extent cx="2241550" cy="2432050"/>
             <wp:effectExtent l="0" t="0" r="0" b="0"/>
-            <wp:docPr id="18" name="Obraz 679494773"/>
+            <wp:docPr id="19" name="Obraz 679494773"/>
             <wp:cNvGraphicFramePr>
               <a:graphicFrameLocks xmlns:a="http://schemas.openxmlformats.org/drawingml/2006/main" noChangeAspect="1"/>
             </wp:cNvGraphicFramePr>
@@ -5820,13 +5858,13 @@
               <a:graphicData uri="http://schemas.openxmlformats.org/drawingml/2006/picture">
                 <pic:pic xmlns:pic="http://schemas.openxmlformats.org/drawingml/2006/picture">
                   <pic:nvPicPr>
-                    <pic:cNvPr id="18" name="Obraz 679494773"/>
+                    <pic:cNvPr id="19" name="Obraz 679494773"/>
                     <pic:cNvPicPr>
                       <a:picLocks noChangeAspect="1" noChangeArrowheads="1"/>
                     </pic:cNvPicPr>
                   </pic:nvPicPr>
                   <pic:blipFill>
-                    <a:blip r:embed="rId26"/>
+                    <a:blip r:embed="rId27"/>
                     <a:stretch>
                       <a:fillRect/>
                     </a:stretch>
@@ -5887,7 +5925,7 @@
           <wp:inline distT="0" distB="0" distL="0" distR="0">
             <wp:extent cx="4248150" cy="2432050"/>
             <wp:effectExtent l="0" t="0" r="0" b="0"/>
-            <wp:docPr id="19" name="Obraz 560989330"/>
+            <wp:docPr id="20" name="Obraz 560989330"/>
             <wp:cNvGraphicFramePr>
               <a:graphicFrameLocks xmlns:a="http://schemas.openxmlformats.org/drawingml/2006/main" noChangeAspect="1"/>
             </wp:cNvGraphicFramePr>
@@ -5895,13 +5933,13 @@
               <a:graphicData uri="http://schemas.openxmlformats.org/drawingml/2006/picture">
                 <pic:pic xmlns:pic="http://schemas.openxmlformats.org/drawingml/2006/picture">
                   <pic:nvPicPr>
-                    <pic:cNvPr id="19" name="Obraz 560989330"/>
+                    <pic:cNvPr id="20" name="Obraz 560989330"/>
                     <pic:cNvPicPr>
                       <a:picLocks noChangeAspect="1" noChangeArrowheads="1"/>
                     </pic:cNvPicPr>
                   </pic:nvPicPr>
                   <pic:blipFill>
-                    <a:blip r:embed="rId27"/>
+                    <a:blip r:embed="rId28"/>
                     <a:stretch>
                       <a:fillRect/>
                     </a:stretch>
@@ -5932,7 +5970,7 @@
           <wp:inline distT="0" distB="0" distL="0" distR="0">
             <wp:extent cx="2241550" cy="2432050"/>
             <wp:effectExtent l="0" t="0" r="0" b="0"/>
-            <wp:docPr id="20" name="Obraz 1212354287"/>
+            <wp:docPr id="21" name="Obraz 1212354287"/>
             <wp:cNvGraphicFramePr>
               <a:graphicFrameLocks xmlns:a="http://schemas.openxmlformats.org/drawingml/2006/main" noChangeAspect="1"/>
             </wp:cNvGraphicFramePr>
@@ -5940,13 +5978,13 @@
               <a:graphicData uri="http://schemas.openxmlformats.org/drawingml/2006/picture">
                 <pic:pic xmlns:pic="http://schemas.openxmlformats.org/drawingml/2006/picture">
                   <pic:nvPicPr>
-                    <pic:cNvPr id="20" name="Obraz 1212354287"/>
+                    <pic:cNvPr id="21" name="Obraz 1212354287"/>
                     <pic:cNvPicPr>
                       <a:picLocks noChangeAspect="1" noChangeArrowheads="1"/>
                     </pic:cNvPicPr>
                   </pic:nvPicPr>
                   <pic:blipFill>
-                    <a:blip r:embed="rId28"/>
+                    <a:blip r:embed="rId29"/>
                     <a:stretch>
                       <a:fillRect/>
                     </a:stretch>
@@ -6168,7 +6206,7 @@
           <wp:inline distT="0" distB="0" distL="0" distR="0">
             <wp:extent cx="3232150" cy="1155700"/>
             <wp:effectExtent l="0" t="0" r="0" b="0"/>
-            <wp:docPr id="21" name="Obraz 752346071"/>
+            <wp:docPr id="22" name="Obraz 752346071"/>
             <wp:cNvGraphicFramePr>
               <a:graphicFrameLocks xmlns:a="http://schemas.openxmlformats.org/drawingml/2006/main" noChangeAspect="1"/>
             </wp:cNvGraphicFramePr>
@@ -6176,13 +6214,13 @@
               <a:graphicData uri="http://schemas.openxmlformats.org/drawingml/2006/picture">
                 <pic:pic xmlns:pic="http://schemas.openxmlformats.org/drawingml/2006/picture">
                   <pic:nvPicPr>
-                    <pic:cNvPr id="21" name="Obraz 752346071"/>
+                    <pic:cNvPr id="22" name="Obraz 752346071"/>
                     <pic:cNvPicPr>
                       <a:picLocks noChangeAspect="1" noChangeArrowheads="1"/>
                     </pic:cNvPicPr>
                   </pic:nvPicPr>
                   <pic:blipFill>
-                    <a:blip r:embed="rId29"/>
+                    <a:blip r:embed="rId30"/>
                     <a:stretch>
                       <a:fillRect/>
                     </a:stretch>
@@ -6213,7 +6251,7 @@
           <wp:inline distT="0" distB="0" distL="0" distR="0">
             <wp:extent cx="3251200" cy="1155700"/>
             <wp:effectExtent l="0" t="0" r="0" b="0"/>
-            <wp:docPr id="22" name="Obraz 1743198462"/>
+            <wp:docPr id="23" name="Obraz 1743198462"/>
             <wp:cNvGraphicFramePr>
               <a:graphicFrameLocks xmlns:a="http://schemas.openxmlformats.org/drawingml/2006/main" noChangeAspect="1"/>
             </wp:cNvGraphicFramePr>
@@ -6221,13 +6259,13 @@
               <a:graphicData uri="http://schemas.openxmlformats.org/drawingml/2006/picture">
                 <pic:pic xmlns:pic="http://schemas.openxmlformats.org/drawingml/2006/picture">
                   <pic:nvPicPr>
-                    <pic:cNvPr id="22" name="Obraz 1743198462"/>
+                    <pic:cNvPr id="23" name="Obraz 1743198462"/>
                     <pic:cNvPicPr>
                       <a:picLocks noChangeAspect="1" noChangeArrowheads="1"/>
                     </pic:cNvPicPr>
                   </pic:nvPicPr>
                   <pic:blipFill>
-                    <a:blip r:embed="rId30"/>
+                    <a:blip r:embed="rId31"/>
                     <a:stretch>
                       <a:fillRect/>
                     </a:stretch>
@@ -6279,7 +6317,7 @@
           <wp:inline distT="0" distB="0" distL="0" distR="0">
             <wp:extent cx="3232150" cy="1155700"/>
             <wp:effectExtent l="0" t="0" r="0" b="0"/>
-            <wp:docPr id="23" name="Obraz 665578998"/>
+            <wp:docPr id="24" name="Obraz 665578998"/>
             <wp:cNvGraphicFramePr>
               <a:graphicFrameLocks xmlns:a="http://schemas.openxmlformats.org/drawingml/2006/main" noChangeAspect="1"/>
             </wp:cNvGraphicFramePr>
@@ -6287,13 +6325,13 @@
               <a:graphicData uri="http://schemas.openxmlformats.org/drawingml/2006/picture">
                 <pic:pic xmlns:pic="http://schemas.openxmlformats.org/drawingml/2006/picture">
                   <pic:nvPicPr>
-                    <pic:cNvPr id="23" name="Obraz 665578998"/>
+                    <pic:cNvPr id="24" name="Obraz 665578998"/>
                     <pic:cNvPicPr>
                       <a:picLocks noChangeAspect="1" noChangeArrowheads="1"/>
                     </pic:cNvPicPr>
                   </pic:nvPicPr>
                   <pic:blipFill>
-                    <a:blip r:embed="rId31"/>
+                    <a:blip r:embed="rId32"/>
                     <a:stretch>
                       <a:fillRect/>
                     </a:stretch>
@@ -6324,7 +6362,7 @@
           <wp:inline distT="0" distB="0" distL="0" distR="0">
             <wp:extent cx="3251200" cy="1155700"/>
             <wp:effectExtent l="0" t="0" r="0" b="0"/>
-            <wp:docPr id="24" name="Obraz 1475612970"/>
+            <wp:docPr id="25" name="Obraz 1475612970"/>
             <wp:cNvGraphicFramePr>
               <a:graphicFrameLocks xmlns:a="http://schemas.openxmlformats.org/drawingml/2006/main" noChangeAspect="1"/>
             </wp:cNvGraphicFramePr>
@@ -6332,13 +6370,13 @@
               <a:graphicData uri="http://schemas.openxmlformats.org/drawingml/2006/picture">
                 <pic:pic xmlns:pic="http://schemas.openxmlformats.org/drawingml/2006/picture">
                   <pic:nvPicPr>
-                    <pic:cNvPr id="24" name="Obraz 1475612970"/>
+                    <pic:cNvPr id="25" name="Obraz 1475612970"/>
                     <pic:cNvPicPr>
                       <a:picLocks noChangeAspect="1" noChangeArrowheads="1"/>
                     </pic:cNvPicPr>
                   </pic:nvPicPr>
                   <pic:blipFill>
-                    <a:blip r:embed="rId32"/>
+                    <a:blip r:embed="rId33"/>
                     <a:stretch>
                       <a:fillRect/>
                     </a:stretch>
@@ -6390,7 +6428,7 @@
           <wp:inline distT="0" distB="0" distL="0" distR="0">
             <wp:extent cx="3232150" cy="1155700"/>
             <wp:effectExtent l="0" t="0" r="0" b="0"/>
-            <wp:docPr id="25" name="Obraz 1916053649"/>
+            <wp:docPr id="26" name="Obraz 1916053649"/>
             <wp:cNvGraphicFramePr>
               <a:graphicFrameLocks xmlns:a="http://schemas.openxmlformats.org/drawingml/2006/main" noChangeAspect="1"/>
             </wp:cNvGraphicFramePr>
@@ -6398,13 +6436,13 @@
               <a:graphicData uri="http://schemas.openxmlformats.org/drawingml/2006/picture">
                 <pic:pic xmlns:pic="http://schemas.openxmlformats.org/drawingml/2006/picture">
                   <pic:nvPicPr>
-                    <pic:cNvPr id="25" name="Obraz 1916053649"/>
+                    <pic:cNvPr id="26" name="Obraz 1916053649"/>
                     <pic:cNvPicPr>
                       <a:picLocks noChangeAspect="1" noChangeArrowheads="1"/>
                     </pic:cNvPicPr>
                   </pic:nvPicPr>
                   <pic:blipFill>
-                    <a:blip r:embed="rId33"/>
+                    <a:blip r:embed="rId34"/>
                     <a:stretch>
                       <a:fillRect/>
                     </a:stretch>
@@ -6435,7 +6473,7 @@
           <wp:inline distT="0" distB="0" distL="0" distR="0">
             <wp:extent cx="3251200" cy="1155700"/>
             <wp:effectExtent l="0" t="0" r="0" b="0"/>
-            <wp:docPr id="26" name="Obraz 904166457"/>
+            <wp:docPr id="27" name="Obraz 904166457"/>
             <wp:cNvGraphicFramePr>
               <a:graphicFrameLocks xmlns:a="http://schemas.openxmlformats.org/drawingml/2006/main" noChangeAspect="1"/>
             </wp:cNvGraphicFramePr>
@@ -6443,13 +6481,13 @@
               <a:graphicData uri="http://schemas.openxmlformats.org/drawingml/2006/picture">
                 <pic:pic xmlns:pic="http://schemas.openxmlformats.org/drawingml/2006/picture">
                   <pic:nvPicPr>
-                    <pic:cNvPr id="26" name="Obraz 904166457"/>
+                    <pic:cNvPr id="27" name="Obraz 904166457"/>
                     <pic:cNvPicPr>
                       <a:picLocks noChangeAspect="1" noChangeArrowheads="1"/>
                     </pic:cNvPicPr>
                   </pic:nvPicPr>
                   <pic:blipFill>
-                    <a:blip r:embed="rId34"/>
+                    <a:blip r:embed="rId35"/>
                     <a:stretch>
                       <a:fillRect/>
                     </a:stretch>
@@ -6501,7 +6539,7 @@
           <wp:inline distT="0" distB="0" distL="0" distR="0">
             <wp:extent cx="3232150" cy="1155700"/>
             <wp:effectExtent l="0" t="0" r="0" b="0"/>
-            <wp:docPr id="27" name="Obraz 2034444209"/>
+            <wp:docPr id="28" name="Obraz 2034444209"/>
             <wp:cNvGraphicFramePr>
               <a:graphicFrameLocks xmlns:a="http://schemas.openxmlformats.org/drawingml/2006/main" noChangeAspect="1"/>
             </wp:cNvGraphicFramePr>
@@ -6509,13 +6547,13 @@
               <a:graphicData uri="http://schemas.openxmlformats.org/drawingml/2006/picture">
                 <pic:pic xmlns:pic="http://schemas.openxmlformats.org/drawingml/2006/picture">
                   <pic:nvPicPr>
-                    <pic:cNvPr id="27" name="Obraz 2034444209"/>
+                    <pic:cNvPr id="28" name="Obraz 2034444209"/>
                     <pic:cNvPicPr>
                       <a:picLocks noChangeAspect="1" noChangeArrowheads="1"/>
                     </pic:cNvPicPr>
                   </pic:nvPicPr>
                   <pic:blipFill>
-                    <a:blip r:embed="rId35"/>
+                    <a:blip r:embed="rId36"/>
                     <a:stretch>
                       <a:fillRect/>
                     </a:stretch>
@@ -6546,7 +6584,7 @@
           <wp:inline distT="0" distB="0" distL="0" distR="0">
             <wp:extent cx="3251200" cy="1155700"/>
             <wp:effectExtent l="0" t="0" r="0" b="0"/>
-            <wp:docPr id="28" name="Obraz 2089852950"/>
+            <wp:docPr id="29" name="Obraz 2089852950"/>
             <wp:cNvGraphicFramePr>
               <a:graphicFrameLocks xmlns:a="http://schemas.openxmlformats.org/drawingml/2006/main" noChangeAspect="1"/>
             </wp:cNvGraphicFramePr>
@@ -6554,13 +6592,13 @@
               <a:graphicData uri="http://schemas.openxmlformats.org/drawingml/2006/picture">
                 <pic:pic xmlns:pic="http://schemas.openxmlformats.org/drawingml/2006/picture">
                   <pic:nvPicPr>
-                    <pic:cNvPr id="28" name="Obraz 2089852950"/>
+                    <pic:cNvPr id="29" name="Obraz 2089852950"/>
                     <pic:cNvPicPr>
                       <a:picLocks noChangeAspect="1" noChangeArrowheads="1"/>
                     </pic:cNvPicPr>
                   </pic:nvPicPr>
                   <pic:blipFill>
-                    <a:blip r:embed="rId36"/>
+                    <a:blip r:embed="rId37"/>
                     <a:stretch>
                       <a:fillRect/>
                     </a:stretch>
@@ -6754,7 +6792,7 @@
           <wp:inline distT="0" distB="0" distL="0" distR="0">
             <wp:extent cx="3232150" cy="1155700"/>
             <wp:effectExtent l="0" t="0" r="0" b="0"/>
-            <wp:docPr id="29" name="Obraz 1043884034"/>
+            <wp:docPr id="30" name="Obraz 1043884034"/>
             <wp:cNvGraphicFramePr>
               <a:graphicFrameLocks xmlns:a="http://schemas.openxmlformats.org/drawingml/2006/main" noChangeAspect="1"/>
             </wp:cNvGraphicFramePr>
@@ -6762,13 +6800,13 @@
               <a:graphicData uri="http://schemas.openxmlformats.org/drawingml/2006/picture">
                 <pic:pic xmlns:pic="http://schemas.openxmlformats.org/drawingml/2006/picture">
                   <pic:nvPicPr>
-                    <pic:cNvPr id="29" name="Obraz 1043884034"/>
+                    <pic:cNvPr id="30" name="Obraz 1043884034"/>
                     <pic:cNvPicPr>
                       <a:picLocks noChangeAspect="1" noChangeArrowheads="1"/>
                     </pic:cNvPicPr>
                   </pic:nvPicPr>
                   <pic:blipFill>
-                    <a:blip r:embed="rId37"/>
+                    <a:blip r:embed="rId38"/>
                     <a:stretch>
                       <a:fillRect/>
                     </a:stretch>
@@ -6799,7 +6837,7 @@
           <wp:inline distT="0" distB="0" distL="0" distR="0">
             <wp:extent cx="3251200" cy="1155700"/>
             <wp:effectExtent l="0" t="0" r="0" b="0"/>
-            <wp:docPr id="30" name="Obraz 991150534"/>
+            <wp:docPr id="31" name="Obraz 991150534"/>
             <wp:cNvGraphicFramePr>
               <a:graphicFrameLocks xmlns:a="http://schemas.openxmlformats.org/drawingml/2006/main" noChangeAspect="1"/>
             </wp:cNvGraphicFramePr>
@@ -6807,13 +6845,13 @@
               <a:graphicData uri="http://schemas.openxmlformats.org/drawingml/2006/picture">
                 <pic:pic xmlns:pic="http://schemas.openxmlformats.org/drawingml/2006/picture">
                   <pic:nvPicPr>
-                    <pic:cNvPr id="30" name="Obraz 991150534"/>
+                    <pic:cNvPr id="31" name="Obraz 991150534"/>
                     <pic:cNvPicPr>
                       <a:picLocks noChangeAspect="1" noChangeArrowheads="1"/>
                     </pic:cNvPicPr>
                   </pic:nvPicPr>
                   <pic:blipFill>
-                    <a:blip r:embed="rId38"/>
+                    <a:blip r:embed="rId39"/>
                     <a:stretch>
                       <a:fillRect/>
                     </a:stretch>
@@ -7016,7 +7054,7 @@
           <wp:inline distT="0" distB="0" distL="0" distR="0">
             <wp:extent cx="3232150" cy="1155700"/>
             <wp:effectExtent l="0" t="0" r="0" b="0"/>
-            <wp:docPr id="31" name="Obraz 1387714790"/>
+            <wp:docPr id="32" name="Obraz 1387714790"/>
             <wp:cNvGraphicFramePr>
               <a:graphicFrameLocks xmlns:a="http://schemas.openxmlformats.org/drawingml/2006/main" noChangeAspect="1"/>
             </wp:cNvGraphicFramePr>
@@ -7024,13 +7062,13 @@
               <a:graphicData uri="http://schemas.openxmlformats.org/drawingml/2006/picture">
                 <pic:pic xmlns:pic="http://schemas.openxmlformats.org/drawingml/2006/picture">
                   <pic:nvPicPr>
-                    <pic:cNvPr id="31" name="Obraz 1387714790"/>
+                    <pic:cNvPr id="32" name="Obraz 1387714790"/>
                     <pic:cNvPicPr>
                       <a:picLocks noChangeAspect="1" noChangeArrowheads="1"/>
                     </pic:cNvPicPr>
                   </pic:nvPicPr>
                   <pic:blipFill>
-                    <a:blip r:embed="rId39"/>
+                    <a:blip r:embed="rId40"/>
                     <a:stretch>
                       <a:fillRect/>
                     </a:stretch>
@@ -7061,7 +7099,7 @@
           <wp:inline distT="0" distB="0" distL="0" distR="0">
             <wp:extent cx="3251200" cy="1155700"/>
             <wp:effectExtent l="0" t="0" r="0" b="0"/>
-            <wp:docPr id="32" name="Obraz 759445942"/>
+            <wp:docPr id="33" name="Obraz 759445942"/>
             <wp:cNvGraphicFramePr>
               <a:graphicFrameLocks xmlns:a="http://schemas.openxmlformats.org/drawingml/2006/main" noChangeAspect="1"/>
             </wp:cNvGraphicFramePr>
@@ -7069,13 +7107,13 @@
               <a:graphicData uri="http://schemas.openxmlformats.org/drawingml/2006/picture">
                 <pic:pic xmlns:pic="http://schemas.openxmlformats.org/drawingml/2006/picture">
                   <pic:nvPicPr>
-                    <pic:cNvPr id="32" name="Obraz 759445942"/>
+                    <pic:cNvPr id="33" name="Obraz 759445942"/>
                     <pic:cNvPicPr>
                       <a:picLocks noChangeAspect="1" noChangeArrowheads="1"/>
                     </pic:cNvPicPr>
                   </pic:nvPicPr>
                   <pic:blipFill>
-                    <a:blip r:embed="rId40"/>
+                    <a:blip r:embed="rId41"/>
                     <a:stretch>
                       <a:fillRect/>
                     </a:stretch>
@@ -7127,7 +7165,7 @@
           <wp:inline distT="0" distB="0" distL="0" distR="0">
             <wp:extent cx="3232150" cy="1155700"/>
             <wp:effectExtent l="0" t="0" r="0" b="0"/>
-            <wp:docPr id="33" name="Obraz 1106861803"/>
+            <wp:docPr id="34" name="Obraz 1106861803"/>
             <wp:cNvGraphicFramePr>
               <a:graphicFrameLocks xmlns:a="http://schemas.openxmlformats.org/drawingml/2006/main" noChangeAspect="1"/>
             </wp:cNvGraphicFramePr>
@@ -7135,13 +7173,13 @@
               <a:graphicData uri="http://schemas.openxmlformats.org/drawingml/2006/picture">
                 <pic:pic xmlns:pic="http://schemas.openxmlformats.org/drawingml/2006/picture">
                   <pic:nvPicPr>
-                    <pic:cNvPr id="33" name="Obraz 1106861803"/>
+                    <pic:cNvPr id="34" name="Obraz 1106861803"/>
                     <pic:cNvPicPr>
                       <a:picLocks noChangeAspect="1" noChangeArrowheads="1"/>
                     </pic:cNvPicPr>
                   </pic:nvPicPr>
                   <pic:blipFill>
-                    <a:blip r:embed="rId41"/>
+                    <a:blip r:embed="rId42"/>
                     <a:stretch>
                       <a:fillRect/>
                     </a:stretch>
@@ -7172,7 +7210,7 @@
           <wp:inline distT="0" distB="0" distL="0" distR="0">
             <wp:extent cx="3251200" cy="1155700"/>
             <wp:effectExtent l="0" t="0" r="0" b="0"/>
-            <wp:docPr id="34" name="Obraz 1722918761"/>
+            <wp:docPr id="35" name="Obraz 1722918761"/>
             <wp:cNvGraphicFramePr>
               <a:graphicFrameLocks xmlns:a="http://schemas.openxmlformats.org/drawingml/2006/main" noChangeAspect="1"/>
             </wp:cNvGraphicFramePr>
@@ -7180,13 +7218,13 @@
               <a:graphicData uri="http://schemas.openxmlformats.org/drawingml/2006/picture">
                 <pic:pic xmlns:pic="http://schemas.openxmlformats.org/drawingml/2006/picture">
                   <pic:nvPicPr>
-                    <pic:cNvPr id="34" name="Obraz 1722918761"/>
+                    <pic:cNvPr id="35" name="Obraz 1722918761"/>
                     <pic:cNvPicPr>
                       <a:picLocks noChangeAspect="1" noChangeArrowheads="1"/>
                     </pic:cNvPicPr>
                   </pic:nvPicPr>
                   <pic:blipFill>
-                    <a:blip r:embed="rId42"/>
+                    <a:blip r:embed="rId43"/>
                     <a:stretch>
                       <a:fillRect/>
                     </a:stretch>
@@ -7380,7 +7418,7 @@
           <wp:inline distT="0" distB="0" distL="0" distR="0">
             <wp:extent cx="3232150" cy="1155700"/>
             <wp:effectExtent l="0" t="0" r="0" b="0"/>
-            <wp:docPr id="35" name="Obraz 1424155620"/>
+            <wp:docPr id="36" name="Obraz 1424155620"/>
             <wp:cNvGraphicFramePr>
               <a:graphicFrameLocks xmlns:a="http://schemas.openxmlformats.org/drawingml/2006/main" noChangeAspect="1"/>
             </wp:cNvGraphicFramePr>
@@ -7388,13 +7426,13 @@
               <a:graphicData uri="http://schemas.openxmlformats.org/drawingml/2006/picture">
                 <pic:pic xmlns:pic="http://schemas.openxmlformats.org/drawingml/2006/picture">
                   <pic:nvPicPr>
-                    <pic:cNvPr id="35" name="Obraz 1424155620"/>
+                    <pic:cNvPr id="36" name="Obraz 1424155620"/>
                     <pic:cNvPicPr>
                       <a:picLocks noChangeAspect="1" noChangeArrowheads="1"/>
                     </pic:cNvPicPr>
                   </pic:nvPicPr>
                   <pic:blipFill>
-                    <a:blip r:embed="rId43"/>
+                    <a:blip r:embed="rId44"/>
                     <a:stretch>
                       <a:fillRect/>
                     </a:stretch>
@@ -7425,7 +7463,7 @@
           <wp:inline distT="0" distB="0" distL="0" distR="0">
             <wp:extent cx="3251200" cy="1155700"/>
             <wp:effectExtent l="0" t="0" r="0" b="0"/>
-            <wp:docPr id="36" name="Obraz 185075475"/>
+            <wp:docPr id="37" name="Obraz 185075475"/>
             <wp:cNvGraphicFramePr>
               <a:graphicFrameLocks xmlns:a="http://schemas.openxmlformats.org/drawingml/2006/main" noChangeAspect="1"/>
             </wp:cNvGraphicFramePr>
@@ -7433,13 +7471,13 @@
               <a:graphicData uri="http://schemas.openxmlformats.org/drawingml/2006/picture">
                 <pic:pic xmlns:pic="http://schemas.openxmlformats.org/drawingml/2006/picture">
                   <pic:nvPicPr>
-                    <pic:cNvPr id="36" name="Obraz 185075475"/>
+                    <pic:cNvPr id="37" name="Obraz 185075475"/>
                     <pic:cNvPicPr>
                       <a:picLocks noChangeAspect="1" noChangeArrowheads="1"/>
                     </pic:cNvPicPr>
                   </pic:nvPicPr>
                   <pic:blipFill>
-                    <a:blip r:embed="rId44"/>
+                    <a:blip r:embed="rId45"/>
                     <a:stretch>
                       <a:fillRect/>
                     </a:stretch>
@@ -7633,7 +7671,7 @@
           <wp:inline distT="0" distB="0" distL="0" distR="0">
             <wp:extent cx="3232150" cy="1155700"/>
             <wp:effectExtent l="0" t="0" r="0" b="0"/>
-            <wp:docPr id="37" name="Obraz 1716128354"/>
+            <wp:docPr id="38" name="Obraz 1716128354"/>
             <wp:cNvGraphicFramePr>
               <a:graphicFrameLocks xmlns:a="http://schemas.openxmlformats.org/drawingml/2006/main" noChangeAspect="1"/>
             </wp:cNvGraphicFramePr>
@@ -7641,13 +7679,13 @@
               <a:graphicData uri="http://schemas.openxmlformats.org/drawingml/2006/picture">
                 <pic:pic xmlns:pic="http://schemas.openxmlformats.org/drawingml/2006/picture">
                   <pic:nvPicPr>
-                    <pic:cNvPr id="37" name="Obraz 1716128354"/>
+                    <pic:cNvPr id="38" name="Obraz 1716128354"/>
                     <pic:cNvPicPr>
                       <a:picLocks noChangeAspect="1" noChangeArrowheads="1"/>
                     </pic:cNvPicPr>
                   </pic:nvPicPr>
                   <pic:blipFill>
-                    <a:blip r:embed="rId45"/>
+                    <a:blip r:embed="rId46"/>
                     <a:stretch>
                       <a:fillRect/>
                     </a:stretch>
@@ -7678,7 +7716,7 @@
           <wp:inline distT="0" distB="0" distL="0" distR="0">
             <wp:extent cx="3251200" cy="1155700"/>
             <wp:effectExtent l="0" t="0" r="0" b="0"/>
-            <wp:docPr id="38" name="Obraz 1865394870"/>
+            <wp:docPr id="39" name="Obraz 1865394870"/>
             <wp:cNvGraphicFramePr>
               <a:graphicFrameLocks xmlns:a="http://schemas.openxmlformats.org/drawingml/2006/main" noChangeAspect="1"/>
             </wp:cNvGraphicFramePr>
@@ -7686,13 +7724,13 @@
               <a:graphicData uri="http://schemas.openxmlformats.org/drawingml/2006/picture">
                 <pic:pic xmlns:pic="http://schemas.openxmlformats.org/drawingml/2006/picture">
                   <pic:nvPicPr>
-                    <pic:cNvPr id="38" name="Obraz 1865394870"/>
+                    <pic:cNvPr id="39" name="Obraz 1865394870"/>
                     <pic:cNvPicPr>
                       <a:picLocks noChangeAspect="1" noChangeArrowheads="1"/>
                     </pic:cNvPicPr>
                   </pic:nvPicPr>
                   <pic:blipFill>
-                    <a:blip r:embed="rId46"/>
+                    <a:blip r:embed="rId47"/>
                     <a:stretch>
                       <a:fillRect/>
                     </a:stretch>
@@ -7941,7 +7979,7 @@
           <wp:inline distT="0" distB="0" distL="0" distR="0">
             <wp:extent cx="899795" cy="899795"/>
             <wp:effectExtent l="0" t="0" r="0" b="0"/>
-            <wp:docPr id="39" name="Obraz 1458110232" descr="Obraz zawierający biały, design&#10;&#10;Zawartość wygenerowana przez AI może być niepoprawna."/>
+            <wp:docPr id="40" name="Obraz 1458110232" descr="Obraz zawierający biały, design&#10;&#10;Zawartość wygenerowana przez AI może być niepoprawna."/>
             <wp:cNvGraphicFramePr>
               <a:graphicFrameLocks xmlns:a="http://schemas.openxmlformats.org/drawingml/2006/main" noChangeAspect="1"/>
             </wp:cNvGraphicFramePr>
@@ -7949,13 +7987,13 @@
               <a:graphicData uri="http://schemas.openxmlformats.org/drawingml/2006/picture">
                 <pic:pic xmlns:pic="http://schemas.openxmlformats.org/drawingml/2006/picture">
                   <pic:nvPicPr>
-                    <pic:cNvPr id="39" name="Obraz 1458110232" descr="Obraz zawierający biały, design&#10;&#10;Zawartość wygenerowana przez AI może być niepoprawna."/>
+                    <pic:cNvPr id="40" name="Obraz 1458110232" descr="Obraz zawierający biały, design&#10;&#10;Zawartość wygenerowana przez AI może być niepoprawna."/>
                     <pic:cNvPicPr>
                       <a:picLocks noChangeAspect="1" noChangeArrowheads="1"/>
                     </pic:cNvPicPr>
                   </pic:nvPicPr>
                   <pic:blipFill>
-                    <a:blip r:embed="rId47"/>
+                    <a:blip r:embed="rId48"/>
                     <a:stretch>
                       <a:fillRect/>
                     </a:stretch>
@@ -8093,10 +8131,10 @@
       </w:r>
     </w:p>
     <w:sectPr>
-      <w:headerReference w:type="default" r:id="rId48"/>
-      <w:headerReference w:type="first" r:id="rId49"/>
-      <w:footerReference w:type="default" r:id="rId50"/>
-      <w:footerReference w:type="first" r:id="rId51"/>
+      <w:headerReference w:type="default" r:id="rId49"/>
+      <w:headerReference w:type="first" r:id="rId50"/>
+      <w:footerReference w:type="default" r:id="rId51"/>
+      <w:footerReference w:type="first" r:id="rId52"/>
       <w:type w:val="nextPage"/>
       <w:pgSz w:w="11906" w:h="16838"/>
       <w:pgMar w:left="720" w:right="720" w:gutter="0" w:header="708" w:top="765" w:footer="708" w:bottom="765"/>
@@ -8162,7 +8200,7 @@
         <w:sz w:val="24"/>
         <w:szCs w:val="24"/>
       </w:rPr>
-      <w:t>13</w:t>
+      <w:t>14</w:t>
     </w:r>
     <w:r>
       <w:rPr>
@@ -8213,7 +8251,7 @@
         <w:sz w:val="24"/>
         <w:szCs w:val="24"/>
       </w:rPr>
-      <w:t>13</w:t>
+      <w:t>14</w:t>
     </w:r>
     <w:r>
       <w:rPr>
@@ -8340,7 +8378,7 @@
         <w:sz w:val="24"/>
         <w:szCs w:val="24"/>
       </w:rPr>
-      <w:t>13</w:t>
+      <w:t>14</w:t>
     </w:r>
     <w:r>
       <w:rPr>
